--- a/web/lab00.docx
+++ b/web/lab00.docx
@@ -104,12 +104,14 @@
                 <w:lang w:val="en-US"/>
               </w:rPr>
             </w:pPr>
+            <w:proofErr w:type="spellStart"/>
             <w:r>
               <w:rPr>
                 <w:lang w:val="en-US"/>
               </w:rPr>
               <w:t>ассистент</w:t>
             </w:r>
+            <w:proofErr w:type="spellEnd"/>
           </w:p>
         </w:tc>
         <w:tc>
@@ -391,6 +393,9 @@
             <w:pPr>
               <w:pStyle w:val="BodyText"/>
               <w:spacing w:before="960"/>
+              <w:rPr>
+                <w:lang w:val="en-US"/>
+              </w:rPr>
             </w:pPr>
             <w:r>
               <w:t>ОТЧЕТ О ЛАБОРАТОРНОЙ РАБОТЕ</w:t>
@@ -402,7 +407,13 @@
               <w:t xml:space="preserve"> </w:t>
             </w:r>
             <w:r>
-              <w:t>№ 1</w:t>
+              <w:t xml:space="preserve">№ </w:t>
+            </w:r>
+            <w:r>
+              <w:rPr>
+                <w:lang w:val="en-US"/>
+              </w:rPr>
+              <w:t>7</w:t>
             </w:r>
           </w:p>
         </w:tc>
@@ -966,8 +977,13 @@
         <w:pStyle w:val="MAINTEXT1"/>
       </w:pPr>
       <w:r>
-        <w:t>Цель работы: .</w:t>
+        <w:t>Цель работы</w:t>
       </w:r>
+      <w:proofErr w:type="gramStart"/>
+      <w:r>
+        <w:t>: .</w:t>
+      </w:r>
+      <w:proofErr w:type="gramEnd"/>
     </w:p>
     <w:p>
       <w:pPr>
@@ -1045,35 +1061,19 @@
       <w:r>
         <w:t xml:space="preserve">Рисунок </w:t>
       </w:r>
-      <w:r>
-        <w:fldChar w:fldCharType="begin"/>
-      </w:r>
-      <w:r>
-        <w:instrText xml:space="preserve"> SEQ Рисунок \* ARABIC </w:instrText>
-      </w:r>
-      <w:r>
-        <w:fldChar w:fldCharType="separate"/>
-      </w:r>
-      <w:r>
-        <w:rPr>
-          <w:noProof/>
-        </w:rPr>
-        <w:t>1</w:t>
-      </w:r>
-      <w:r>
-        <w:rPr>
-          <w:noProof/>
-        </w:rPr>
-        <w:fldChar w:fldCharType="end"/>
-      </w:r>
+      <w:fldSimple w:instr=" SEQ Рисунок \* ARABIC ">
+        <w:r>
+          <w:rPr>
+            <w:noProof/>
+          </w:rPr>
+          <w:t>1</w:t>
+        </w:r>
+      </w:fldSimple>
       <w:r>
         <w:t xml:space="preserve"> </w:t>
       </w:r>
       <w:r>
-        <w:t>—</w:t>
-      </w:r>
-      <w:r>
-        <w:t xml:space="preserve"> </w:t>
+        <w:t xml:space="preserve">— </w:t>
       </w:r>
     </w:p>
     <w:p>
@@ -1177,56 +1177,55 @@
     <w:p>
       <w:pPr>
         <w:pStyle w:val="LISTINGBODY"/>
-        <w:rPr>
-          <w:lang w:val="ru-RU"/>
-        </w:rPr>
       </w:pPr>
       <w:r>
         <w:t>import</w:t>
       </w:r>
       <w:r>
-        <w:rPr>
-          <w:lang w:val="ru-RU"/>
-        </w:rPr>
         <w:t xml:space="preserve"> </w:t>
       </w:r>
+      <w:proofErr w:type="spellStart"/>
       <w:r>
         <w:t>java</w:t>
       </w:r>
       <w:r>
-        <w:rPr>
-          <w:lang w:val="ru-RU"/>
-        </w:rPr>
         <w:t>.</w:t>
       </w:r>
+      <w:proofErr w:type="gramStart"/>
       <w:r>
         <w:t>text</w:t>
       </w:r>
       <w:r>
-        <w:rPr>
-          <w:lang w:val="ru-RU"/>
-        </w:rPr>
         <w:t>.</w:t>
       </w:r>
       <w:r>
         <w:t>DecimalFormat</w:t>
       </w:r>
+      <w:proofErr w:type="spellEnd"/>
+      <w:proofErr w:type="gramEnd"/>
       <w:r>
-        <w:rPr>
-          <w:lang w:val="ru-RU"/>
-        </w:rPr>
         <w:t>;</w:t>
       </w:r>
     </w:p>
     <w:p>
       <w:pPr>
         <w:pStyle w:val="LISTINGBODY"/>
-        <w:rPr>
-          <w:lang w:val="ru-RU"/>
-        </w:rPr>
       </w:pPr>
       <w:r>
-        <w:t>import java.util.Scanner;</w:t>
+        <w:t xml:space="preserve">import </w:t>
+      </w:r>
+      <w:proofErr w:type="spellStart"/>
+      <w:proofErr w:type="gramStart"/>
+      <w:r>
+        <w:t>java.util</w:t>
+      </w:r>
+      <w:proofErr w:type="gramEnd"/>
+      <w:r>
+        <w:t>.Scanner</w:t>
+      </w:r>
+      <w:proofErr w:type="spellEnd"/>
+      <w:r>
+        <w:t>;</w:t>
       </w:r>
     </w:p>
     <w:sectPr>
